--- a/fixtures/docx/rev-move.docx
+++ b/fixtures/docx/rev-move.docx
@@ -5,11 +5,11 @@
     <w:p>
       <w:pPr>
         <w:rPr>
-          <w:moveFrom w:id="0" w:author="Author A" w:date="2026-10-11T15:20:00Z" w16du:dateUtc="2026-10-11T14:20:00Z"/>
+          <w:moveFrom w:id="0" w:author="Author A" w:date="2026-10-11T18:21:00Z" w16du:dateUtc="2026-10-11T17:21:00Z"/>
         </w:rPr>
       </w:pPr>
-      <w:moveFromRangeStart w:id="1" w:author="Author A" w:date="2026-10-11T15:20:00Z" w:name="move242624455"/>
-      <w:moveFrom w:id="2" w:author="Author A" w:date="2026-10-11T15:20:00Z" w16du:dateUtc="2026-10-11T14:20:00Z">
+      <w:moveFromRangeStart w:id="1" w:author="Author A" w:date="2026-10-11T18:21:00Z" w:name="move242635327"/>
+      <w:moveFrom w:id="2" w:author="Author A" w:date="2026-10-11T18:21:00Z" w16du:dateUtc="2026-10-11T17:21:00Z">
         <w:r>
           <w:t>Move alpha paragraph.</w:t>
         </w:r>
@@ -19,11 +19,11 @@
     <w:p>
       <w:pPr>
         <w:rPr>
-          <w:moveTo w:id="3" w:author="Author A" w:date="2026-10-11T15:20:00Z" w16du:dateUtc="2026-10-11T14:20:00Z"/>
+          <w:moveTo w:id="3" w:author="Author A" w:date="2026-10-11T18:21:00Z" w16du:dateUtc="2026-10-11T17:21:00Z"/>
         </w:rPr>
       </w:pPr>
-      <w:moveToRangeStart w:id="4" w:author="Author A" w:date="2026-10-11T15:20:00Z" w:name="move242624454"/>
-      <w:moveTo w:id="5" w:author="Author A" w:date="2026-10-11T15:20:00Z" w16du:dateUtc="2026-10-11T14:20:00Z">
+      <w:moveToRangeStart w:id="4" w:author="Author A" w:date="2026-10-11T18:21:00Z" w:name="move242635326"/>
+      <w:moveTo w:id="5" w:author="Author A" w:date="2026-10-11T18:21:00Z" w16du:dateUtc="2026-10-11T17:21:00Z">
         <w:r>
           <w:t>Move gamma paragraph.</w:t>
         </w:r>
@@ -32,12 +32,12 @@
     <w:p>
       <w:pPr>
         <w:rPr>
-          <w:moveTo w:id="6" w:author="Author A" w:date="2026-10-11T15:20:00Z" w16du:dateUtc="2026-10-11T14:20:00Z"/>
+          <w:moveTo w:id="6" w:author="Author A" w:date="2026-10-11T18:21:00Z" w16du:dateUtc="2026-10-11T17:21:00Z"/>
         </w:rPr>
       </w:pPr>
-      <w:moveToRangeStart w:id="7" w:author="Author A" w:date="2026-10-11T15:20:00Z" w:name="move242624455"/>
+      <w:moveToRangeStart w:id="7" w:author="Author A" w:date="2026-10-11T18:21:00Z" w:name="move242635327"/>
       <w:moveToRangeEnd w:id="4"/>
-      <w:moveTo w:id="8" w:author="Author A" w:date="2026-10-11T15:20:00Z" w16du:dateUtc="2026-10-11T14:20:00Z">
+      <w:moveTo w:id="8" w:author="Author A" w:date="2026-10-11T18:21:00Z" w16du:dateUtc="2026-10-11T17:21:00Z">
         <w:r>
           <w:t>Move alpha paragraph.</w:t>
         </w:r>
@@ -52,11 +52,11 @@
     <w:p>
       <w:pPr>
         <w:rPr>
-          <w:moveFrom w:id="9" w:author="Author A" w:date="2026-10-11T15:20:00Z" w16du:dateUtc="2026-10-11T14:20:00Z"/>
+          <w:moveFrom w:id="9" w:author="Author A" w:date="2026-10-11T18:21:00Z" w16du:dateUtc="2026-10-11T17:21:00Z"/>
         </w:rPr>
       </w:pPr>
-      <w:moveFromRangeStart w:id="10" w:author="Author A" w:date="2026-10-11T15:20:00Z" w:name="move242624454"/>
-      <w:moveFrom w:id="11" w:author="Author A" w:date="2026-10-11T15:20:00Z" w16du:dateUtc="2026-10-11T14:20:00Z">
+      <w:moveFromRangeStart w:id="10" w:author="Author A" w:date="2026-10-11T18:21:00Z" w:name="move242635326"/>
+      <w:moveFrom w:id="11" w:author="Author A" w:date="2026-10-11T18:21:00Z" w16du:dateUtc="2026-10-11T17:21:00Z">
         <w:r>
           <w:t>Move gamma paragraph.</w:t>
         </w:r>
@@ -494,7 +494,7 @@
     <w:link w:val="Heading1Char"/>
     <w:uiPriority w:val="9"/>
     <w:qFormat/>
-    <w:rsid w:val="009E42AE"/>
+    <w:rsid w:val="00CA1061"/>
     <w:pPr>
       <w:keepNext/>
       <w:keepLines/>
@@ -517,7 +517,7 @@
     <w:semiHidden/>
     <w:unhideWhenUsed/>
     <w:qFormat/>
-    <w:rsid w:val="009E42AE"/>
+    <w:rsid w:val="00CA1061"/>
     <w:pPr>
       <w:keepNext/>
       <w:keepLines/>
@@ -540,7 +540,7 @@
     <w:semiHidden/>
     <w:unhideWhenUsed/>
     <w:qFormat/>
-    <w:rsid w:val="009E42AE"/>
+    <w:rsid w:val="00CA1061"/>
     <w:pPr>
       <w:keepNext/>
       <w:keepLines/>
@@ -563,7 +563,7 @@
     <w:semiHidden/>
     <w:unhideWhenUsed/>
     <w:qFormat/>
-    <w:rsid w:val="009E42AE"/>
+    <w:rsid w:val="00CA1061"/>
     <w:pPr>
       <w:keepNext/>
       <w:keepLines/>
@@ -586,7 +586,7 @@
     <w:semiHidden/>
     <w:unhideWhenUsed/>
     <w:qFormat/>
-    <w:rsid w:val="009E42AE"/>
+    <w:rsid w:val="00CA1061"/>
     <w:pPr>
       <w:keepNext/>
       <w:keepLines/>
@@ -607,7 +607,7 @@
     <w:semiHidden/>
     <w:unhideWhenUsed/>
     <w:qFormat/>
-    <w:rsid w:val="009E42AE"/>
+    <w:rsid w:val="00CA1061"/>
     <w:pPr>
       <w:keepNext/>
       <w:keepLines/>
@@ -630,7 +630,7 @@
     <w:semiHidden/>
     <w:unhideWhenUsed/>
     <w:qFormat/>
-    <w:rsid w:val="009E42AE"/>
+    <w:rsid w:val="00CA1061"/>
     <w:pPr>
       <w:keepNext/>
       <w:keepLines/>
@@ -651,7 +651,7 @@
     <w:semiHidden/>
     <w:unhideWhenUsed/>
     <w:qFormat/>
-    <w:rsid w:val="009E42AE"/>
+    <w:rsid w:val="00CA1061"/>
     <w:pPr>
       <w:keepNext/>
       <w:keepLines/>
@@ -674,7 +674,7 @@
     <w:semiHidden/>
     <w:unhideWhenUsed/>
     <w:qFormat/>
-    <w:rsid w:val="009E42AE"/>
+    <w:rsid w:val="00CA1061"/>
     <w:pPr>
       <w:keepNext/>
       <w:keepLines/>
@@ -718,7 +718,7 @@
     <w:basedOn w:val="DefaultParagraphFont"/>
     <w:link w:val="Heading1"/>
     <w:uiPriority w:val="9"/>
-    <w:rsid w:val="009E42AE"/>
+    <w:rsid w:val="00CA1061"/>
     <w:rPr>
       <w:rFonts w:asciiTheme="majorHAnsi" w:eastAsiaTheme="majorEastAsia" w:hAnsiTheme="majorHAnsi" w:cstheme="majorBidi"/>
       <w:color w:val="2F5496" w:themeColor="accent1" w:themeShade="BF"/>
@@ -732,7 +732,7 @@
     <w:link w:val="Heading2"/>
     <w:uiPriority w:val="9"/>
     <w:semiHidden/>
-    <w:rsid w:val="009E42AE"/>
+    <w:rsid w:val="00CA1061"/>
     <w:rPr>
       <w:rFonts w:asciiTheme="majorHAnsi" w:eastAsiaTheme="majorEastAsia" w:hAnsiTheme="majorHAnsi" w:cstheme="majorBidi"/>
       <w:color w:val="2F5496" w:themeColor="accent1" w:themeShade="BF"/>
@@ -746,7 +746,7 @@
     <w:link w:val="Heading3"/>
     <w:uiPriority w:val="9"/>
     <w:semiHidden/>
-    <w:rsid w:val="009E42AE"/>
+    <w:rsid w:val="00CA1061"/>
     <w:rPr>
       <w:rFonts w:eastAsiaTheme="majorEastAsia" w:cstheme="majorBidi"/>
       <w:color w:val="2F5496" w:themeColor="accent1" w:themeShade="BF"/>
@@ -760,7 +760,7 @@
     <w:link w:val="Heading4"/>
     <w:uiPriority w:val="9"/>
     <w:semiHidden/>
-    <w:rsid w:val="009E42AE"/>
+    <w:rsid w:val="00CA1061"/>
     <w:rPr>
       <w:rFonts w:eastAsiaTheme="majorEastAsia" w:cstheme="majorBidi"/>
       <w:i/>
@@ -774,7 +774,7 @@
     <w:link w:val="Heading5"/>
     <w:uiPriority w:val="9"/>
     <w:semiHidden/>
-    <w:rsid w:val="009E42AE"/>
+    <w:rsid w:val="00CA1061"/>
     <w:rPr>
       <w:rFonts w:eastAsiaTheme="majorEastAsia" w:cstheme="majorBidi"/>
       <w:color w:val="2F5496" w:themeColor="accent1" w:themeShade="BF"/>
@@ -786,7 +786,7 @@
     <w:link w:val="Heading6"/>
     <w:uiPriority w:val="9"/>
     <w:semiHidden/>
-    <w:rsid w:val="009E42AE"/>
+    <w:rsid w:val="00CA1061"/>
     <w:rPr>
       <w:rFonts w:eastAsiaTheme="majorEastAsia" w:cstheme="majorBidi"/>
       <w:i/>
@@ -800,7 +800,7 @@
     <w:link w:val="Heading7"/>
     <w:uiPriority w:val="9"/>
     <w:semiHidden/>
-    <w:rsid w:val="009E42AE"/>
+    <w:rsid w:val="00CA1061"/>
     <w:rPr>
       <w:rFonts w:eastAsiaTheme="majorEastAsia" w:cstheme="majorBidi"/>
       <w:color w:val="595959" w:themeColor="text1" w:themeTint="A6"/>
@@ -812,7 +812,7 @@
     <w:link w:val="Heading8"/>
     <w:uiPriority w:val="9"/>
     <w:semiHidden/>
-    <w:rsid w:val="009E42AE"/>
+    <w:rsid w:val="00CA1061"/>
     <w:rPr>
       <w:rFonts w:eastAsiaTheme="majorEastAsia" w:cstheme="majorBidi"/>
       <w:i/>
@@ -826,7 +826,7 @@
     <w:link w:val="Heading9"/>
     <w:uiPriority w:val="9"/>
     <w:semiHidden/>
-    <w:rsid w:val="009E42AE"/>
+    <w:rsid w:val="00CA1061"/>
     <w:rPr>
       <w:rFonts w:eastAsiaTheme="majorEastAsia" w:cstheme="majorBidi"/>
       <w:color w:val="272727" w:themeColor="text1" w:themeTint="D8"/>
@@ -839,7 +839,7 @@
     <w:link w:val="TitleChar"/>
     <w:uiPriority w:val="10"/>
     <w:qFormat/>
-    <w:rsid w:val="009E42AE"/>
+    <w:rsid w:val="00CA1061"/>
     <w:pPr>
       <w:spacing w:after="80" w:line="240" w:lineRule="auto"/>
       <w:contextualSpacing/>
@@ -857,7 +857,7 @@
     <w:basedOn w:val="DefaultParagraphFont"/>
     <w:link w:val="Title"/>
     <w:uiPriority w:val="10"/>
-    <w:rsid w:val="009E42AE"/>
+    <w:rsid w:val="00CA1061"/>
     <w:rPr>
       <w:rFonts w:asciiTheme="majorHAnsi" w:eastAsiaTheme="majorEastAsia" w:hAnsiTheme="majorHAnsi" w:cstheme="majorBidi"/>
       <w:spacing w:val="-10"/>
@@ -873,7 +873,7 @@
     <w:link w:val="SubtitleChar"/>
     <w:uiPriority w:val="11"/>
     <w:qFormat/>
-    <w:rsid w:val="009E42AE"/>
+    <w:rsid w:val="00CA1061"/>
     <w:pPr>
       <w:numPr>
         <w:ilvl w:val="1"/>
@@ -892,7 +892,7 @@
     <w:basedOn w:val="DefaultParagraphFont"/>
     <w:link w:val="Subtitle"/>
     <w:uiPriority w:val="11"/>
-    <w:rsid w:val="009E42AE"/>
+    <w:rsid w:val="00CA1061"/>
     <w:rPr>
       <w:rFonts w:eastAsiaTheme="majorEastAsia" w:cstheme="majorBidi"/>
       <w:color w:val="595959" w:themeColor="text1" w:themeTint="A6"/>
@@ -908,7 +908,7 @@
     <w:link w:val="QuoteChar"/>
     <w:uiPriority w:val="29"/>
     <w:qFormat/>
-    <w:rsid w:val="009E42AE"/>
+    <w:rsid w:val="00CA1061"/>
     <w:pPr>
       <w:spacing w:before="160"/>
       <w:jc w:val="center"/>
@@ -924,7 +924,7 @@
     <w:basedOn w:val="DefaultParagraphFont"/>
     <w:link w:val="Quote"/>
     <w:uiPriority w:val="29"/>
-    <w:rsid w:val="009E42AE"/>
+    <w:rsid w:val="00CA1061"/>
     <w:rPr>
       <w:i/>
       <w:iCs/>
@@ -936,7 +936,7 @@
     <w:basedOn w:val="Normal"/>
     <w:uiPriority w:val="34"/>
     <w:qFormat/>
-    <w:rsid w:val="009E42AE"/>
+    <w:rsid w:val="00CA1061"/>
     <w:pPr>
       <w:ind w:left="720"/>
       <w:contextualSpacing/>
@@ -947,7 +947,7 @@
     <w:basedOn w:val="DefaultParagraphFont"/>
     <w:uiPriority w:val="21"/>
     <w:qFormat/>
-    <w:rsid w:val="009E42AE"/>
+    <w:rsid w:val="00CA1061"/>
     <w:rPr>
       <w:i/>
       <w:iCs/>
@@ -961,7 +961,7 @@
     <w:link w:val="IntenseQuoteChar"/>
     <w:uiPriority w:val="30"/>
     <w:qFormat/>
-    <w:rsid w:val="009E42AE"/>
+    <w:rsid w:val="00CA1061"/>
     <w:pPr>
       <w:pBdr>
         <w:top w:val="single" w:sz="4" w:space="10" w:color="2F5496" w:themeColor="accent1" w:themeShade="BF"/>
@@ -982,7 +982,7 @@
     <w:basedOn w:val="DefaultParagraphFont"/>
     <w:link w:val="IntenseQuote"/>
     <w:uiPriority w:val="30"/>
-    <w:rsid w:val="009E42AE"/>
+    <w:rsid w:val="00CA1061"/>
     <w:rPr>
       <w:i/>
       <w:iCs/>
@@ -994,7 +994,7 @@
     <w:basedOn w:val="DefaultParagraphFont"/>
     <w:uiPriority w:val="32"/>
     <w:qFormat/>
-    <w:rsid w:val="009E42AE"/>
+    <w:rsid w:val="00CA1061"/>
     <w:rPr>
       <w:b/>
       <w:bCs/>
@@ -1008,7 +1008,7 @@
     <w:hidden/>
     <w:uiPriority w:val="99"/>
     <w:semiHidden/>
-    <w:rsid w:val="009E42AE"/>
+    <w:rsid w:val="00CA1061"/>
     <w:pPr>
       <w:spacing w:after="0" w:line="240" w:lineRule="auto"/>
     </w:pPr>
